--- a/public/cv/Mikhail_Semenov_CV_RU.docx
+++ b/public/cv/Mikhail_Semenov_CV_RU.docx
@@ -40,7 +40,7 @@
           <w:sz w:val="19"/>
           <w:szCs w:val="19"/>
         </w:rPr>
-        <w:t xml:space="preserve">Пермь, Россия · удалённо (GMT+5) · открыт к релокации · готов к командировкам · Telegram @Michael_Semenov · perk77331@gmail.com · rebsem.ru · linkedin.com/in/mikhail-semenovv · github.com/RebSem</w:t>
+        <w:t xml:space="preserve">Пермь, Россия · удалённо (GMT+5) · открыт к релокации (Кипр, ЕС, ОАЭ) · готов к командировкам · Telegram @Michael_Semenov · perk77331@gmail.com · rebsem.ru · linkedin.com/in/mikhail-semenovv · github.com/RebSem</w:t>
       </w:r>
     </w:p>
     <w:p>
@@ -67,7 +67,7 @@
           <w:sz w:val="21"/>
           <w:szCs w:val="21"/>
         </w:rPr>
-        <w:t xml:space="preserve">Продакт-менеджер с инженерным бэкграундом, 4,5 года в продукте. В Zvonobot запустил с нуля направление голосовых AI-агентов и меньше чем за год довёл его до 80 платящих B2B-клиентов и 500 000+ минут разговоров в проде. Веду продуктовую команду из 4 инженеров, ставлю квартальные цели по направлению, отвечаю за прайсинг, юнит-экономику и go-to-market. Гипотезы проверяю быстро: рабочий прототип на LLM собираю с AI-агентами за 2-4 дня. Открыт к полной занятости или контракту, готов выйти за 2-4 недели.</w:t>
+        <w:t xml:space="preserve">Продакт-менеджер с инженерным бэкграундом, 4,5 года в B2B SaaS. Запустил направление голосовых AI-агентов с нуля до 80 платящих клиентов, 500 000+ минут в проде и ~10% выручки группы меньше чем за год. Веду продуктовую команду из 4 инженеров, отвечаю за прайсинг, юнит-экономику и запуск новых направлений.</w:t>
       </w:r>
     </w:p>
     <w:p>
@@ -99,58 +99,92 @@
           <w:sz w:val="21"/>
           <w:szCs w:val="21"/>
         </w:rPr>
-        <w:t xml:space="preserve">80 платящих B2B-клиентов: 30% выручки направления дают повторные платежи.</w:t>
-      </w:r>
-    </w:p>
-    <w:p>
-      <w:pPr>
-        <w:pStyle w:val="ListParagraph"/>
-        <w:numPr>
-          <w:ilvl w:val="0"/>
-          <w:numId w:val="1"/>
-        </w:numPr>
-        <w:spacing w:after="60"/>
-      </w:pPr>
-      <w:r>
-        <w:rPr>
-          <w:sz w:val="21"/>
-          <w:szCs w:val="21"/>
-        </w:rPr>
-        <w:t xml:space="preserve">500 000+ минут разговоров: проведено голосовыми AI-агентами в проде.</w:t>
-      </w:r>
-    </w:p>
-    <w:p>
-      <w:pPr>
-        <w:pStyle w:val="ListParagraph"/>
-        <w:numPr>
-          <w:ilvl w:val="0"/>
-          <w:numId w:val="1"/>
-        </w:numPr>
-        <w:spacing w:after="60"/>
-      </w:pPr>
-      <w:r>
-        <w:rPr>
-          <w:sz w:val="21"/>
-          <w:szCs w:val="21"/>
-        </w:rPr>
-        <w:t xml:space="preserve">4 → 15 менеджеров в отделе продаж: вырос под направление меньше чем за год.</w:t>
-      </w:r>
-    </w:p>
-    <w:p>
-      <w:pPr>
-        <w:pStyle w:val="ListParagraph"/>
-        <w:numPr>
-          <w:ilvl w:val="0"/>
-          <w:numId w:val="1"/>
-        </w:numPr>
-        <w:spacing w:after="60"/>
-      </w:pPr>
-      <w:r>
-        <w:rPr>
-          <w:sz w:val="21"/>
-          <w:szCs w:val="21"/>
-        </w:rPr>
-        <w:t xml:space="preserve">+30% средний чек: рост среднего чека сервиса после запуска AI-тарифов.</w:t>
+        <w:t xml:space="preserve">~10% выручки группы даёт направление, запущенное с нуля за год</w:t>
+      </w:r>
+    </w:p>
+    <w:p>
+      <w:pPr>
+        <w:pStyle w:val="ListParagraph"/>
+        <w:numPr>
+          <w:ilvl w:val="0"/>
+          <w:numId w:val="1"/>
+        </w:numPr>
+        <w:spacing w:after="60"/>
+      </w:pPr>
+      <w:r>
+        <w:rPr>
+          <w:sz w:val="21"/>
+          <w:szCs w:val="21"/>
+        </w:rPr>
+        <w:t xml:space="preserve">80 платящих B2B-клиентов</w:t>
+      </w:r>
+    </w:p>
+    <w:p>
+      <w:pPr>
+        <w:pStyle w:val="ListParagraph"/>
+        <w:numPr>
+          <w:ilvl w:val="0"/>
+          <w:numId w:val="1"/>
+        </w:numPr>
+        <w:spacing w:after="60"/>
+      </w:pPr>
+      <w:r>
+        <w:rPr>
+          <w:sz w:val="21"/>
+          <w:szCs w:val="21"/>
+        </w:rPr>
+        <w:t xml:space="preserve">500 000+ минут разговоров в проде</w:t>
+      </w:r>
+    </w:p>
+    <w:p>
+      <w:pPr>
+        <w:pStyle w:val="ListParagraph"/>
+        <w:numPr>
+          <w:ilvl w:val="0"/>
+          <w:numId w:val="1"/>
+        </w:numPr>
+        <w:spacing w:after="60"/>
+      </w:pPr>
+      <w:r>
+        <w:rPr>
+          <w:sz w:val="21"/>
+          <w:szCs w:val="21"/>
+        </w:rPr>
+        <w:t xml:space="preserve">+30% средний чек после запуска новых тарифов</w:t>
+      </w:r>
+    </w:p>
+    <w:p>
+      <w:pPr>
+        <w:pStyle w:val="ListParagraph"/>
+        <w:numPr>
+          <w:ilvl w:val="0"/>
+          <w:numId w:val="1"/>
+        </w:numPr>
+        <w:spacing w:after="60"/>
+      </w:pPr>
+      <w:r>
+        <w:rPr>
+          <w:sz w:val="21"/>
+          <w:szCs w:val="21"/>
+        </w:rPr>
+        <w:t xml:space="preserve">30% выручки направления приносят повторные оплаты</w:t>
+      </w:r>
+    </w:p>
+    <w:p>
+      <w:pPr>
+        <w:pStyle w:val="ListParagraph"/>
+        <w:numPr>
+          <w:ilvl w:val="0"/>
+          <w:numId w:val="1"/>
+        </w:numPr>
+        <w:spacing w:after="60"/>
+      </w:pPr>
+      <w:r>
+        <w:rPr>
+          <w:sz w:val="21"/>
+          <w:szCs w:val="21"/>
+        </w:rPr>
+        <w:t xml:space="preserve">130+ стран: CPaaS-продукты группы, массовые звонки и SMS</w:t>
       </w:r>
     </w:p>
     <w:p>
@@ -205,109 +239,109 @@
           <w:sz w:val="21"/>
           <w:szCs w:val="21"/>
         </w:rPr>
-        <w:t xml:space="preserve">Запуск Zvonobot AI (осень 2025 - настоящее время)</w:t>
-      </w:r>
-    </w:p>
-    <w:p>
-      <w:pPr>
-        <w:pStyle w:val="ListParagraph"/>
-        <w:numPr>
-          <w:ilvl w:val="0"/>
-          <w:numId w:val="1"/>
-        </w:numPr>
-        <w:spacing w:after="60"/>
-      </w:pPr>
-      <w:r>
-        <w:rPr>
-          <w:sz w:val="21"/>
-          <w:szCs w:val="21"/>
-        </w:rPr>
-        <w:t xml:space="preserve">Запустил Zvonobot AI, направление голосовых AI-агентов, с нуля: за несколько недель вывел продукт на рынок на white-label платформе, доказал спрос на живых клиентах и обосновал переход на собственную платформу.</w:t>
-      </w:r>
-    </w:p>
-    <w:p>
-      <w:pPr>
-        <w:pStyle w:val="ListParagraph"/>
-        <w:numPr>
-          <w:ilvl w:val="0"/>
-          <w:numId w:val="1"/>
-        </w:numPr>
-        <w:spacing w:after="60"/>
-      </w:pPr>
-      <w:r>
-        <w:rPr>
-          <w:sz w:val="21"/>
-          <w:szCs w:val="21"/>
-        </w:rPr>
-        <w:t xml:space="preserve">Результат к августу 2026: 80 платящих B2B-клиентов и 500 000+ минут живых разговоров в проде. Retention платящей базы: 30% выручки направления дают повторные оплаты.</w:t>
-      </w:r>
-    </w:p>
-    <w:p>
-      <w:pPr>
-        <w:pStyle w:val="ListParagraph"/>
-        <w:numPr>
-          <w:ilvl w:val="0"/>
-          <w:numId w:val="1"/>
-        </w:numPr>
-        <w:spacing w:after="60"/>
-      </w:pPr>
-      <w:r>
-        <w:rPr>
-          <w:sz w:val="21"/>
-          <w:szCs w:val="21"/>
-        </w:rPr>
-        <w:t xml:space="preserve">Гипотеза «AI-тарифы поднимут средний чек» подтвердилась после запуска: +30% к среднему чеку. Конверсия AI-агентов в целевое действие на тёплых базах стабильно выше классических обзвонов, это стало основой прайсинга.</w:t>
-      </w:r>
-    </w:p>
-    <w:p>
-      <w:pPr>
-        <w:pStyle w:val="ListParagraph"/>
-        <w:numPr>
-          <w:ilvl w:val="0"/>
-          <w:numId w:val="1"/>
-        </w:numPr>
-        <w:spacing w:after="60"/>
-      </w:pPr>
-      <w:r>
-        <w:rPr>
-          <w:sz w:val="21"/>
-          <w:szCs w:val="21"/>
-        </w:rPr>
-        <w:t xml:space="preserve">Собрал продуктовый контур направления: конструктор AI-агентов и сценариев, LLM-аналитика звонков (исход, настроение, кастомные поля после звонка), тарифы с посекундным биллингом по компонентам стоимости (LLM, ASR, TTS), холд баланса на старте кампании.</w:t>
-      </w:r>
-    </w:p>
-    <w:p>
-      <w:pPr>
-        <w:pStyle w:val="ListParagraph"/>
-        <w:numPr>
-          <w:ilvl w:val="0"/>
-          <w:numId w:val="1"/>
-        </w:numPr>
-        <w:spacing w:after="60"/>
-      </w:pPr>
-      <w:r>
-        <w:rPr>
-          <w:sz w:val="21"/>
-          <w:szCs w:val="21"/>
-        </w:rPr>
-        <w:t xml:space="preserve">Веду продуктовую команду из 4 инженеров: разработка подчиняется техлиду, приоритеты, постановка и приёмка за мной. Ставлю квартальные цели по направлению и защищаю их перед руководством.</w:t>
-      </w:r>
-    </w:p>
-    <w:p>
-      <w:pPr>
-        <w:pStyle w:val="ListParagraph"/>
-        <w:numPr>
-          <w:ilvl w:val="0"/>
-          <w:numId w:val="1"/>
-        </w:numPr>
-        <w:spacing w:after="60"/>
-      </w:pPr>
-      <w:r>
-        <w:rPr>
-          <w:sz w:val="21"/>
-          <w:szCs w:val="21"/>
-        </w:rPr>
-        <w:t xml:space="preserve">Веду go-to-market со стейкхолдерами из продаж, поддержки и финансов: отдел продаж под направление вырос с 4 до 15 менеджеров, еженедельно обучаю продажи и поддержку продукту. Отвечаю за прайсинг, тарифы, маржу по типам звонков и юнит-экономику направления.</w:t>
+        <w:t xml:space="preserve">Запуск Zvonobot AI (октябрь 2025 - настоящее время)</w:t>
+      </w:r>
+    </w:p>
+    <w:p>
+      <w:pPr>
+        <w:pStyle w:val="ListParagraph"/>
+        <w:numPr>
+          <w:ilvl w:val="0"/>
+          <w:numId w:val="1"/>
+        </w:numPr>
+        <w:spacing w:after="60"/>
+      </w:pPr>
+      <w:r>
+        <w:rPr>
+          <w:sz w:val="21"/>
+          <w:szCs w:val="21"/>
+        </w:rPr>
+        <w:t xml:space="preserve">~10% выручки группы меньше чем за год: 80 платящих B2B-клиентов и 500 000+ минут живых разговоров в проде к августу 2026. Повторные оплаты дают 30% выручки направления.</w:t>
+      </w:r>
+    </w:p>
+    <w:p>
+      <w:pPr>
+        <w:pStyle w:val="ListParagraph"/>
+        <w:numPr>
+          <w:ilvl w:val="0"/>
+          <w:numId w:val="1"/>
+        </w:numPr>
+        <w:spacing w:after="60"/>
+      </w:pPr>
+      <w:r>
+        <w:rPr>
+          <w:sz w:val="21"/>
+          <w:szCs w:val="21"/>
+        </w:rPr>
+        <w:t xml:space="preserve">С нуля до рынка за несколько недель: запустил Zvonobot AI, направление голосовых AI-агентов, на white-label платформе и доказал спрос на живых клиентах. Сейчас перевожу направление на собственную, более гибкую платформу.</w:t>
+      </w:r>
+    </w:p>
+    <w:p>
+      <w:pPr>
+        <w:pStyle w:val="ListParagraph"/>
+        <w:numPr>
+          <w:ilvl w:val="0"/>
+          <w:numId w:val="1"/>
+        </w:numPr>
+        <w:spacing w:after="60"/>
+      </w:pPr>
+      <w:r>
+        <w:rPr>
+          <w:sz w:val="21"/>
+          <w:szCs w:val="21"/>
+        </w:rPr>
+        <w:t xml:space="preserve">+30% к среднему чеку после запуска AI-тарифов: чек клиентов на AI-агентах против клиентов на классическом линейном IVR-роботе. Конверсия AI-агентов в целевое действие на тёплых базах стабильно выше линейных роботов, это стало основой прайсинга.</w:t>
+      </w:r>
+    </w:p>
+    <w:p>
+      <w:pPr>
+        <w:pStyle w:val="ListParagraph"/>
+        <w:numPr>
+          <w:ilvl w:val="0"/>
+          <w:numId w:val="1"/>
+        </w:numPr>
+        <w:spacing w:after="60"/>
+      </w:pPr>
+      <w:r>
+        <w:rPr>
+          <w:sz w:val="21"/>
+          <w:szCs w:val="21"/>
+        </w:rPr>
+        <w:t xml:space="preserve">Полный продуктовый контур направления: конструктор AI-агентов и сценариев, LLM-аналитика звонков (исход, настроение, кастомные поля после звонка), тарифы с посекундным биллингом по компонентам стоимости (LLM, ASR, TTS), холд баланса на старте кампании.</w:t>
+      </w:r>
+    </w:p>
+    <w:p>
+      <w:pPr>
+        <w:pStyle w:val="ListParagraph"/>
+        <w:numPr>
+          <w:ilvl w:val="0"/>
+          <w:numId w:val="1"/>
+        </w:numPr>
+        <w:spacing w:after="60"/>
+      </w:pPr>
+      <w:r>
+        <w:rPr>
+          <w:sz w:val="21"/>
+          <w:szCs w:val="21"/>
+        </w:rPr>
+        <w:t xml:space="preserve">Команда из 4 инженеров: разработка подчиняется техлиду, приоритеты, постановка и приёмка за мной. Ставлю квартальные цели по направлению и защищаю их перед руководством.</w:t>
+      </w:r>
+    </w:p>
+    <w:p>
+      <w:pPr>
+        <w:pStyle w:val="ListParagraph"/>
+        <w:numPr>
+          <w:ilvl w:val="0"/>
+          <w:numId w:val="1"/>
+        </w:numPr>
+        <w:spacing w:after="60"/>
+      </w:pPr>
+      <w:r>
+        <w:rPr>
+          <w:sz w:val="21"/>
+          <w:szCs w:val="21"/>
+        </w:rPr>
+        <w:t xml:space="preserve">Отдел продаж вырос с 4 до 15 менеджеров под направление: веду go-to-market со стейкхолдерами из продаж, поддержки и финансов, еженедельно обучаю продажи и поддержку продукту. Отвечаю за прайсинг, тарифы, маржу по типам звонков и юнит-экономику направления.</w:t>
       </w:r>
     </w:p>
     <w:p>
@@ -338,58 +372,75 @@
           <w:sz w:val="21"/>
           <w:szCs w:val="21"/>
         </w:rPr>
-        <w:t xml:space="preserve">Вёл основную SaaS-платформу end-to-end: self-service личный кабинет, создание кампаний и таргетинг по базам, конструктор сценариев, телефония, посекундный биллинг, кошельки, отчётность и аналитика звонков; приоритизировал по метрикам и данным.</w:t>
-      </w:r>
-    </w:p>
-    <w:p>
-      <w:pPr>
-        <w:pStyle w:val="ListParagraph"/>
-        <w:numPr>
-          <w:ilvl w:val="0"/>
-          <w:numId w:val="1"/>
-        </w:numPr>
-        <w:spacing w:after="60"/>
-      </w:pPr>
-      <w:r>
-        <w:rPr>
-          <w:sz w:val="21"/>
-          <w:szCs w:val="21"/>
-        </w:rPr>
-        <w:t xml:space="preserve">Запустил виртуальную АТС как комплементарный продукт для удержания клиентов платформы.</w:t>
-      </w:r>
-    </w:p>
-    <w:p>
-      <w:pPr>
-        <w:pStyle w:val="ListParagraph"/>
-        <w:numPr>
-          <w:ilvl w:val="0"/>
-          <w:numId w:val="1"/>
-        </w:numPr>
-        <w:spacing w:after="60"/>
-      </w:pPr>
-      <w:r>
-        <w:rPr>
-          <w:sz w:val="21"/>
-          <w:szCs w:val="21"/>
-        </w:rPr>
-        <w:t xml:space="preserve">Выстроил discovery и delivery: кастдев-интервью, формулирование и проверка гипотез на метриках, A/B-тесты сценариев, оценка эффекта до разработки, декомпозиция и ТЗ, релизный цикл в связке с продажами, поддержкой и разработкой.</w:t>
-      </w:r>
-    </w:p>
-    <w:p>
-      <w:pPr>
-        <w:pStyle w:val="ListParagraph"/>
-        <w:numPr>
-          <w:ilvl w:val="0"/>
-          <w:numId w:val="1"/>
-        </w:numPr>
-        <w:spacing w:after="60"/>
-      </w:pPr>
-      <w:r>
-        <w:rPr>
-          <w:sz w:val="21"/>
-          <w:szCs w:val="21"/>
-        </w:rPr>
-        <w:t xml:space="preserve">Первым внедрил LLM-инструменты и вайбкодинг в процессы компании: MVP голосового бота на OpenAI Realtime API собрал за 2 дня, внутренний аналитический инструмент поверх базы данных за 4 дня; ежедневно работаю с Claude Code и Codex.</w:t>
+        <w:t xml:space="preserve">Вся основная SaaS-платформа end-to-end: self-service личный кабинет, создание кампаний и таргетинг по базам, конструктор сценариев, телефония, посекундный биллинг, кошельки, отчётность и аналитика звонков. Приоритизация по метрикам и данным.</w:t>
+      </w:r>
+    </w:p>
+    <w:p>
+      <w:pPr>
+        <w:pStyle w:val="ListParagraph"/>
+        <w:numPr>
+          <w:ilvl w:val="0"/>
+          <w:numId w:val="1"/>
+        </w:numPr>
+        <w:spacing w:after="60"/>
+      </w:pPr>
+      <w:r>
+        <w:rPr>
+          <w:sz w:val="21"/>
+          <w:szCs w:val="21"/>
+        </w:rPr>
+        <w:t xml:space="preserve">130+ стран, массовые звонки и SMS: вёл CPaaS-продукты группы, Effebot (международный бренд Zvonobot) и P1SMS. Маршрутизация трафика по провайдерам, биллинг, интеграции по API.</w:t>
+      </w:r>
+    </w:p>
+    <w:p>
+      <w:pPr>
+        <w:pStyle w:val="ListParagraph"/>
+        <w:numPr>
+          <w:ilvl w:val="0"/>
+          <w:numId w:val="1"/>
+        </w:numPr>
+        <w:spacing w:after="60"/>
+      </w:pPr>
+      <w:r>
+        <w:rPr>
+          <w:sz w:val="21"/>
+          <w:szCs w:val="21"/>
+        </w:rPr>
+        <w:t xml:space="preserve">Виртуальная АТС запущена как комплементарный продукт для удержания клиентов платформы.</w:t>
+      </w:r>
+    </w:p>
+    <w:p>
+      <w:pPr>
+        <w:pStyle w:val="ListParagraph"/>
+        <w:numPr>
+          <w:ilvl w:val="0"/>
+          <w:numId w:val="1"/>
+        </w:numPr>
+        <w:spacing w:after="60"/>
+      </w:pPr>
+      <w:r>
+        <w:rPr>
+          <w:sz w:val="21"/>
+          <w:szCs w:val="21"/>
+        </w:rPr>
+        <w:t xml:space="preserve">Полный цикл discovery и delivery: кастдев-интервью, формулирование и проверка гипотез на метриках, A/B-тесты сценариев, оценка эффекта до разработки, декомпозиция и ТЗ, кросс-функциональный релизный цикл в связке с продажами, поддержкой и разработкой.</w:t>
+      </w:r>
+    </w:p>
+    <w:p>
+      <w:pPr>
+        <w:pStyle w:val="ListParagraph"/>
+        <w:numPr>
+          <w:ilvl w:val="0"/>
+          <w:numId w:val="1"/>
+        </w:numPr>
+        <w:spacing w:after="60"/>
+      </w:pPr>
+      <w:r>
+        <w:rPr>
+          <w:sz w:val="21"/>
+          <w:szCs w:val="21"/>
+        </w:rPr>
+        <w:t xml:space="preserve">MVP голосового бота на OpenAI Realtime API за 2 дня, внутренний аналитический инструмент поверх базы данных за 4 дня: внедрил LLM-инструменты и прототипирование с AI-агентами в процессы компании. Ежедневно работаю с Claude Code и Codex.</w:t>
       </w:r>
     </w:p>
     <w:p>
@@ -420,7 +471,7 @@
           <w:sz w:val="21"/>
           <w:szCs w:val="21"/>
         </w:rPr>
-        <w:t xml:space="preserve">Разрабатывал веб-продукт для рынка ЕС: self-service личный кабинет, испанская локализация, отчётность и комплаенс, UX-тестирование с пользователями.</w:t>
+        <w:t xml:space="preserve">Веб-продукт для рынка ЕС: self-service личный кабинет, испанская локализация, отчётность и комплаенс, UX-тестирование с пользователями.</w:t>
       </w:r>
     </w:p>
     <w:p>
@@ -452,58 +503,41 @@
           <w:sz w:val="21"/>
           <w:szCs w:val="21"/>
         </w:rPr>
-        <w:t xml:space="preserve">Zvonobot AI - Платформа голосовых AI-агентов для B2B: конструктор агентов, кампании, телефония, посекундный биллинг. Доказывает запуск направления с нуля до 80 платящих клиентов меньше чем за год. Кейс: https://rebsem.ru/ru/projects/zvonobot-ai-ru/</w:t>
-      </w:r>
-    </w:p>
-    <w:p>
-      <w:pPr>
-        <w:pStyle w:val="ListParagraph"/>
-        <w:numPr>
-          <w:ilvl w:val="0"/>
-          <w:numId w:val="1"/>
-        </w:numPr>
-        <w:spacing w:after="60"/>
-      </w:pPr>
-      <w:r>
-        <w:rPr>
-          <w:sz w:val="21"/>
-          <w:szCs w:val="21"/>
-        </w:rPr>
-        <w:t xml:space="preserve">cursivo - AI-CRM для автопрокатов в проде: читает документы клиента, считает риск по сделке, подсказывает следующий шаг. Доказывает, что довожу продукт до живых пользователей вне рабочего контекста. Кейс: https://rebsem.ru/ru/projects/cursivo-ru/ · https://cursivo.xyz</w:t>
-      </w:r>
-    </w:p>
-    <w:p>
-      <w:pPr>
-        <w:pStyle w:val="ListParagraph"/>
-        <w:numPr>
-          <w:ilvl w:val="0"/>
-          <w:numId w:val="1"/>
-        </w:numPr>
-        <w:spacing w:after="60"/>
-      </w:pPr>
-      <w:r>
-        <w:rPr>
-          <w:sz w:val="21"/>
-          <w:szCs w:val="21"/>
-        </w:rPr>
-        <w:t xml:space="preserve">obrabot - Внутренний кабинет аналитики голосовых AI-агентов: LLM сегментирует звонки и подсвечивает то, что требует внимания. Доказывает работу с LLM-аналитикой поверх реальных данных прода. Кейс: https://rebsem.ru/ru/projects/obrabot-ru/</w:t>
-      </w:r>
-    </w:p>
-    <w:p>
-      <w:pPr>
-        <w:pStyle w:val="ListParagraph"/>
-        <w:numPr>
-          <w:ilvl w:val="0"/>
-          <w:numId w:val="1"/>
-        </w:numPr>
-        <w:spacing w:after="60"/>
-      </w:pPr>
-      <w:r>
-        <w:rPr>
-          <w:sz w:val="21"/>
-          <w:szCs w:val="21"/>
-        </w:rPr>
-        <w:t xml:space="preserve">pet projects - Пет-проекты, собранные лично с AI-агентами (Claude Code, Codex) за 1-7 дней от идеи до working release. Доказывает скорость проверки гипотез и общий язык с инженерами. https://github.com/RebSem</w:t>
+        <w:t xml:space="preserve">Zvonobot AI: 80 клиентов, 500 000+ минут. Платформа голосовых AI-агентов для B2B: конструктор агентов, кампании, телефония, посекундный биллинг. Доказывает запуск нового направления с нуля до заметной доли выручки группы за год. Кейс: https://rebsem.ru/ru/projects/zvonobot-ai-ru/ · https://zvonobot.ru/ai-agent</w:t>
+      </w:r>
+    </w:p>
+    <w:p>
+      <w:pPr>
+        <w:pStyle w:val="ListParagraph"/>
+        <w:numPr>
+          <w:ilvl w:val="0"/>
+          <w:numId w:val="1"/>
+        </w:numPr>
+        <w:spacing w:after="60"/>
+      </w:pPr>
+      <w:r>
+        <w:rPr>
+          <w:sz w:val="21"/>
+          <w:szCs w:val="21"/>
+        </w:rPr>
+        <w:t xml:space="preserve">cursivo: В процессе реализации. AI-CRM для автопрокатов: читает документы клиента, считает риск по сделке, подсказывает следующий шаг. Собственный продукт от идеи до работающей системы вне рабочего контекста. Кейс: https://rebsem.ru/ru/projects/cursivo-ru/ · https://cursivo.xyz</w:t>
+      </w:r>
+    </w:p>
+    <w:p>
+      <w:pPr>
+        <w:pStyle w:val="ListParagraph"/>
+        <w:numPr>
+          <w:ilvl w:val="0"/>
+          <w:numId w:val="1"/>
+        </w:numPr>
+        <w:spacing w:after="60"/>
+      </w:pPr>
+      <w:r>
+        <w:rPr>
+          <w:sz w:val="21"/>
+          <w:szCs w:val="21"/>
+        </w:rPr>
+        <w:t xml:space="preserve">obrabot: Продукт в проде, внутренний инструмент Prof-IT. Внутренний кабинет аналитики голосовых AI-агентов: LLM сегментирует звонки и подсвечивает то, что требует внимания. LLM-аналитика поверх реальных данных прода. Кейс: https://rebsem.ru/ru/projects/obrabot-ru/</w:t>
       </w:r>
     </w:p>
     <w:p>
@@ -560,7 +594,7 @@
           <w:sz w:val="21"/>
           <w:szCs w:val="21"/>
         </w:rPr>
-        <w:t xml:space="preserve">стратегия и роадмап продукта, discovery, кастдев, метрики и продуктовая аналитика, юнит-экономика (LTV, CAC, retention, средний чек), прайсинг, A/B-эксперименты, проверка гипотез, go-to-market, OKR, B2B SaaS, CRM</w:t>
+        <w:t xml:space="preserve">стратегия и роадмап продукта, discovery, кастдев, метрики и продуктовая аналитика, юнит-экономика (LTV, CAC, retention и churn, средний чек), прайсинг и монетизация, A/B-эксперименты, проверка гипотез, go-to-market, OKR, управление стейкхолдерами, B2B SaaS, CRM</w:t>
       </w:r>
     </w:p>
     <w:p>
@@ -581,7 +615,7 @@
           <w:sz w:val="21"/>
           <w:szCs w:val="21"/>
         </w:rPr>
-        <w:t xml:space="preserve">голосовые AI-агенты, разговорный ИИ, LLM-оркестрация, промпт-инжиниринг, RAG, оценка качества моделей (evals), ASR, TTS, контакт-центры, SIP-телефония, ИИ-инструменты в ежедневной работе</w:t>
+        <w:t xml:space="preserve">генеративный AI, голосовые AI-агенты, разговорный ИИ, LLM-оркестрация, промпт-инжиниринг, RAG, оценка качества моделей (evals), ASR, TTS, контакт-центры, SIP-телефония</w:t>
       </w:r>
     </w:p>
     <w:p>
@@ -602,7 +636,7 @@
           <w:sz w:val="21"/>
           <w:szCs w:val="21"/>
         </w:rPr>
-        <w:t xml:space="preserve">PRD и ТЗ, декомпозиция, постановка, ревью, релизный цикл, работа с инженерами и продажами, прототипирование с AI-агентами (Claude Code, Codex), быстрая валидация гипотез, 0 -&gt; 1</w:t>
+        <w:t xml:space="preserve">PRD и ТЗ, декомпозиция, постановка, ревью, релизный цикл, работа с инженерами и продажами, быстрая валидация гипотез, 0 -&gt; 1</w:t>
       </w:r>
     </w:p>
     <w:p>
@@ -637,6 +671,27 @@
           <w:sz w:val="21"/>
           <w:szCs w:val="21"/>
         </w:rPr>
+        <w:t xml:space="preserve">AI-инструменты: </w:t>
+      </w:r>
+      <w:r>
+        <w:rPr>
+          <w:sz w:val="21"/>
+          <w:szCs w:val="21"/>
+        </w:rPr>
+        <w:t xml:space="preserve">Claude Code, Codex, прототипирование с AI-агентами</w:t>
+      </w:r>
+    </w:p>
+    <w:p>
+      <w:pPr>
+        <w:spacing w:after="60"/>
+      </w:pPr>
+      <w:r>
+        <w:rPr>
+          <w:b/>
+          <w:bCs/>
+          <w:sz w:val="21"/>
+          <w:szCs w:val="21"/>
+        </w:rPr>
         <w:t xml:space="preserve">Технологии: </w:t>
       </w:r>
       <w:r>
@@ -644,7 +699,7 @@
           <w:sz w:val="21"/>
           <w:szCs w:val="21"/>
         </w:rPr>
-        <w:t xml:space="preserve">SQL, Python, TypeScript, REST, интеграции, телефония</w:t>
+        <w:t xml:space="preserve">SQL, Python, TypeScript, REST, интеграции, телефония (SIP)</w:t>
       </w:r>
     </w:p>
     <w:p>
@@ -659,6 +714,33 @@
           <w:sz w:val="24"/>
           <w:szCs w:val="24"/>
         </w:rPr>
+        <w:t xml:space="preserve">ЧТО Я ИЩУ</w:t>
+      </w:r>
+    </w:p>
+    <w:p>
+      <w:pPr>
+        <w:spacing w:after="80"/>
+      </w:pPr>
+      <w:r>
+        <w:rPr>
+          <w:sz w:val="21"/>
+          <w:szCs w:val="21"/>
+        </w:rPr>
+        <w:t xml:space="preserve">Роль Product Manager или Product Owner уровня middle+ в продуктовой команде. Домены, где мой опыт работает сразу: B2B SaaS, AI/LLM-продукты, платежи и биллинг, телеком и CPaaS, инфраструктурные платформы с интеграциями и API. Сильнее всего я там, где продукт надо запустить с нуля или вывести из MVP в рост.</w:t>
+      </w:r>
+    </w:p>
+    <w:p>
+      <w:pPr>
+        <w:pStyle w:val="Heading2"/>
+        <w:spacing w:after="100" w:before="260"/>
+      </w:pPr>
+      <w:r>
+        <w:rPr>
+          <w:b/>
+          <w:bCs/>
+          <w:sz w:val="24"/>
+          <w:szCs w:val="24"/>
+        </w:rPr>
         <w:t xml:space="preserve">ОБРАЗОВАНИЕ, ЯЗЫКИ, ФОРМАТ</w:t>
       </w:r>
     </w:p>
@@ -701,7 +783,7 @@
           <w:sz w:val="21"/>
           <w:szCs w:val="21"/>
         </w:rPr>
-        <w:t xml:space="preserve">Русский родной. Английский рабочий, ежедневная переписка и документация, уверенно на рабочих созвонах.</w:t>
+        <w:t xml:space="preserve">Русский родной. Английский B1+: рабочая переписка и документация ежедневно, уверенно на рабочих созвонах.</w:t>
       </w:r>
     </w:p>
     <w:p>

--- a/public/cv/Mikhail_Semenov_CV_RU.docx
+++ b/public/cv/Mikhail_Semenov_CV_RU.docx
@@ -783,7 +783,7 @@
           <w:sz w:val="21"/>
           <w:szCs w:val="21"/>
         </w:rPr>
-        <w:t xml:space="preserve">Русский родной. Английский B1+: рабочая переписка и документация ежедневно, уверенно на рабочих созвонах.</w:t>
+        <w:t xml:space="preserve">Русский родной. Английский B2: рабочая переписка и документация ежедневно, уверенно на рабочих созвонах.</w:t>
       </w:r>
     </w:p>
     <w:p>
@@ -804,7 +804,7 @@
           <w:sz w:val="21"/>
           <w:szCs w:val="21"/>
         </w:rPr>
-        <w:t xml:space="preserve">Удалённо из Перми (GMT+5), открыт к релокации (Кипр, ЕС, ОАЭ), готов к командировкам. Полная занятость или контракт (ИП), готов выйти за 2-4 недели.</w:t>
+        <w:t xml:space="preserve">Удалённо из Перми (GMT+5), открыт к релокации (Кипр, ЕС, ОАЭ), готов к командировкам. Полная занятость или контракт (ИП), оплата в USD, EUR или USDT, готов выйти за 2-4 недели.</w:t>
       </w:r>
     </w:p>
     <w:p>

--- a/public/cv/Mikhail_Semenov_CV_RU.docx
+++ b/public/cv/Mikhail_Semenov_CV_RU.docx
@@ -804,7 +804,7 @@
           <w:sz w:val="21"/>
           <w:szCs w:val="21"/>
         </w:rPr>
-        <w:t xml:space="preserve">Удалённо из Перми (GMT+5), открыт к релокации (Кипр, ЕС, ОАЭ), готов к командировкам. Полная занятость или контракт (ИП), оплата в USD, EUR или USDT, готов выйти за 2-4 недели.</w:t>
+        <w:t xml:space="preserve">Удалённо из Перми (GMT+5), открыт к релокации (Кипр, ЕС, ОАЭ), готов к командировкам. Полная занятость или контракт (ИП или самозанятость), оплата в USD, EUR или USDT, готов выйти за 2-4 недели.</w:t>
       </w:r>
     </w:p>
     <w:p>

--- a/public/cv/Mikhail_Semenov_CV_RU.docx
+++ b/public/cv/Mikhail_Semenov_CV_RU.docx
@@ -783,7 +783,7 @@
           <w:sz w:val="21"/>
           <w:szCs w:val="21"/>
         </w:rPr>
-        <w:t xml:space="preserve">Русский родной. Английский B1+: рабочая переписка и документация ежедневно, уверенно на рабочих созвонах.</w:t>
+        <w:t xml:space="preserve">Русский родной. Английский B2: рабочая переписка и документация ежедневно, уверенно на рабочих созвонах.</w:t>
       </w:r>
     </w:p>
     <w:p>
@@ -804,7 +804,7 @@
           <w:sz w:val="21"/>
           <w:szCs w:val="21"/>
         </w:rPr>
-        <w:t xml:space="preserve">Удалённо из Перми (GMT+5), открыт к релокации (Кипр, ЕС, ОАЭ), готов к командировкам. Полная занятость или контракт (ИП), готов выйти за 2-4 недели.</w:t>
+        <w:t xml:space="preserve">Удалённо из Перми (GMT+5), открыт к релокации (Кипр, ЕС, ОАЭ), готов к командировкам. Полная занятость или контракт (ИП или самозанятость), оплата в USD, EUR или USDT, готов выйти за 2-4 недели.</w:t>
       </w:r>
     </w:p>
     <w:p>

--- a/public/cv/Mikhail_Semenov_CV_RU.docx
+++ b/public/cv/Mikhail_Semenov_CV_RU.docx
@@ -33,6 +33,20 @@
     </w:p>
     <w:p>
       <w:pPr>
+        <w:spacing w:after="60"/>
+      </w:pPr>
+      <w:r>
+        <w:rPr>
+          <w:b/>
+          <w:bCs/>
+          <w:sz w:val="20"/>
+          <w:szCs w:val="20"/>
+        </w:rPr>
+        <w:t xml:space="preserve">Ищу работу · готов выйти сразу, без отработки</w:t>
+      </w:r>
+    </w:p>
+    <w:p>
+      <w:pPr>
         <w:spacing w:after="200"/>
       </w:pPr>
       <w:r>
@@ -67,7 +81,7 @@
           <w:sz w:val="21"/>
           <w:szCs w:val="21"/>
         </w:rPr>
-        <w:t xml:space="preserve">Продакт-менеджер с инженерным бэкграундом, 4,5 года в B2B SaaS. Запустил направление голосовых AI-агентов с нуля до 80 платящих клиентов, 500 000+ минут в проде и ~10% выручки группы меньше чем за год. Веду продуктовую команду из 4 инженеров, отвечаю за прайсинг, юнит-экономику и запуск новых направлений.</w:t>
+        <w:t xml:space="preserve">Продакт-менеджер с инженерным бэкграундом, 4,5 года в B2B SaaS. Запустил направление голосовых AI-агентов с нуля до 80 платящих клиентов, 500 000+ минут в проде и ~10% выручки группы меньше чем за год. Вёл продуктовую команду из 4 инженеров, отвечал за прайсинг, юнит-экономику и запуск новых направлений. Сейчас ищу следующую продуктовую роль, готов выйти сразу.</w:t>
       </w:r>
     </w:p>
     <w:p>
@@ -99,7 +113,7 @@
           <w:sz w:val="21"/>
           <w:szCs w:val="21"/>
         </w:rPr>
-        <w:t xml:space="preserve">~10% выручки группы даёт направление, запущенное с нуля за год</w:t>
+        <w:t xml:space="preserve">~10% выручки группы давало направление, запущенное с нуля за год</w:t>
       </w:r>
     </w:p>
     <w:p>
@@ -167,7 +181,7 @@
           <w:sz w:val="21"/>
           <w:szCs w:val="21"/>
         </w:rPr>
-        <w:t xml:space="preserve">30% выручки направления приносят повторные оплаты</w:t>
+        <w:t xml:space="preserve">30% выручки направления приносили повторные оплаты</w:t>
       </w:r>
     </w:p>
     <w:p>
@@ -213,7 +227,7 @@
           <w:sz w:val="21"/>
           <w:szCs w:val="21"/>
         </w:rPr>
-        <w:t xml:space="preserve">Product Manager, Zvonobot (группа Prof-IT) | февраль 2022 - настоящее время</w:t>
+        <w:t xml:space="preserve">Product Manager, Zvonobot (группа Prof-IT) | февраль 2022 - октябрь 2026</w:t>
       </w:r>
     </w:p>
     <w:p>
@@ -239,41 +253,41 @@
           <w:sz w:val="21"/>
           <w:szCs w:val="21"/>
         </w:rPr>
-        <w:t xml:space="preserve">Запуск Zvonobot AI (октябрь 2025 - настоящее время)</w:t>
-      </w:r>
-    </w:p>
-    <w:p>
-      <w:pPr>
-        <w:pStyle w:val="ListParagraph"/>
-        <w:numPr>
-          <w:ilvl w:val="0"/>
-          <w:numId w:val="1"/>
-        </w:numPr>
-        <w:spacing w:after="60"/>
-      </w:pPr>
-      <w:r>
-        <w:rPr>
-          <w:sz w:val="21"/>
-          <w:szCs w:val="21"/>
-        </w:rPr>
-        <w:t xml:space="preserve">~10% выручки группы меньше чем за год: 80 платящих B2B-клиентов и 500 000+ минут живых разговоров в проде к августу 2026. Повторные оплаты дают 30% выручки направления.</w:t>
-      </w:r>
-    </w:p>
-    <w:p>
-      <w:pPr>
-        <w:pStyle w:val="ListParagraph"/>
-        <w:numPr>
-          <w:ilvl w:val="0"/>
-          <w:numId w:val="1"/>
-        </w:numPr>
-        <w:spacing w:after="60"/>
-      </w:pPr>
-      <w:r>
-        <w:rPr>
-          <w:sz w:val="21"/>
-          <w:szCs w:val="21"/>
-        </w:rPr>
-        <w:t xml:space="preserve">С нуля до рынка за несколько недель: запустил Zvonobot AI, направление голосовых AI-агентов, на white-label платформе и доказал спрос на живых клиентах. Сейчас перевожу направление на собственную, более гибкую платформу.</w:t>
+        <w:t xml:space="preserve">Запуск Zvonobot AI (октябрь 2025 - октябрь 2026)</w:t>
+      </w:r>
+    </w:p>
+    <w:p>
+      <w:pPr>
+        <w:pStyle w:val="ListParagraph"/>
+        <w:numPr>
+          <w:ilvl w:val="0"/>
+          <w:numId w:val="1"/>
+        </w:numPr>
+        <w:spacing w:after="60"/>
+      </w:pPr>
+      <w:r>
+        <w:rPr>
+          <w:sz w:val="21"/>
+          <w:szCs w:val="21"/>
+        </w:rPr>
+        <w:t xml:space="preserve">~10% выручки группы меньше чем за год: 80 платящих B2B-клиентов и 500 000+ минут живых разговоров в проде к августу 2026. Повторные оплаты давали 30% выручки направления.</w:t>
+      </w:r>
+    </w:p>
+    <w:p>
+      <w:pPr>
+        <w:pStyle w:val="ListParagraph"/>
+        <w:numPr>
+          <w:ilvl w:val="0"/>
+          <w:numId w:val="1"/>
+        </w:numPr>
+        <w:spacing w:after="60"/>
+      </w:pPr>
+      <w:r>
+        <w:rPr>
+          <w:sz w:val="21"/>
+          <w:szCs w:val="21"/>
+        </w:rPr>
+        <w:t xml:space="preserve">С нуля до рынка за несколько недель: запустил Zvonobot AI, направление голосовых AI-агентов, на white-label платформе и доказал спрос на живых клиентах. Затем обосновал цифрами переход на собственную, более гибкую платформу и начал перевод направления на неё.</w:t>
       </w:r>
     </w:p>
     <w:p>
@@ -324,24 +338,24 @@
           <w:sz w:val="21"/>
           <w:szCs w:val="21"/>
         </w:rPr>
-        <w:t xml:space="preserve">Команда из 4 инженеров: разработка подчиняется техлиду, приоритеты, постановка и приёмка за мной. Ставлю квартальные цели по направлению и защищаю их перед руководством.</w:t>
-      </w:r>
-    </w:p>
-    <w:p>
-      <w:pPr>
-        <w:pStyle w:val="ListParagraph"/>
-        <w:numPr>
-          <w:ilvl w:val="0"/>
-          <w:numId w:val="1"/>
-        </w:numPr>
-        <w:spacing w:after="60"/>
-      </w:pPr>
-      <w:r>
-        <w:rPr>
-          <w:sz w:val="21"/>
-          <w:szCs w:val="21"/>
-        </w:rPr>
-        <w:t xml:space="preserve">Отдел продаж вырос с 4 до 15 менеджеров под направление: веду go-to-market со стейкхолдерами из продаж, поддержки и финансов, еженедельно обучаю продажи и поддержку продукту. Отвечаю за прайсинг, тарифы, маржу по типам звонков и юнит-экономику направления.</w:t>
+        <w:t xml:space="preserve">Команда из 4 инженеров: разработка подчинялась техлиду, приоритеты, постановка и приёмка были за мной. Ставил квартальные цели по направлению и защищал их перед руководством.</w:t>
+      </w:r>
+    </w:p>
+    <w:p>
+      <w:pPr>
+        <w:pStyle w:val="ListParagraph"/>
+        <w:numPr>
+          <w:ilvl w:val="0"/>
+          <w:numId w:val="1"/>
+        </w:numPr>
+        <w:spacing w:after="60"/>
+      </w:pPr>
+      <w:r>
+        <w:rPr>
+          <w:sz w:val="21"/>
+          <w:szCs w:val="21"/>
+        </w:rPr>
+        <w:t xml:space="preserve">Отдел продаж вырос с 4 до 15 менеджеров под направление: вёл go-to-market со стейкхолдерами из продаж, поддержки и финансов, еженедельно обучал продажи и поддержку продукту. Отвечал за прайсинг, тарифы, маржу по типам звонков и юнит-экономику направления.</w:t>
       </w:r>
     </w:p>
     <w:p>
@@ -440,7 +454,7 @@
           <w:sz w:val="21"/>
           <w:szCs w:val="21"/>
         </w:rPr>
-        <w:t xml:space="preserve">MVP голосового бота на OpenAI Realtime API за 2 дня, внутренний аналитический инструмент поверх базы данных за 4 дня: внедрил LLM-инструменты и прототипирование с AI-агентами в процессы компании. Ежедневно работаю с Claude Code и Codex.</w:t>
+        <w:t xml:space="preserve">MVP голосового бота на OpenAI Realtime API за 2 дня, внутренний аналитический инструмент поверх базы данных за 4 дня: внедрил LLM-инструменты и прототипирование с AI-агентами в процессы компании. С Claude Code и Codex по-прежнему работаю каждый день.</w:t>
       </w:r>
     </w:p>
     <w:p>
@@ -804,7 +818,7 @@
           <w:sz w:val="21"/>
           <w:szCs w:val="21"/>
         </w:rPr>
-        <w:t xml:space="preserve">Удалённо из Перми (GMT+5), открыт к релокации (Кипр, ЕС, ОАЭ), готов к командировкам. Полная занятость или контракт (ИП или самозанятость), оплата в USD, EUR или USDT, готов выйти за 2-4 недели.</w:t>
+        <w:t xml:space="preserve">Удалённо из Перми (GMT+5), открыт к релокации (Кипр, ЕС, ОАЭ), готов к командировкам. Полная занятость или контракт (ИП или самозанятость), оплата в USD, EUR или USDT, готов выйти сразу.</w:t>
       </w:r>
     </w:p>
     <w:p>
